--- a/Unidad 1/IREB_Proyectos_Informe_JRFINAL.docx
+++ b/Unidad 1/IREB_Proyectos_Informe_JRFINAL.docx
@@ -6556,7 +6556,7 @@
           <w:rFonts w:ascii="Arial" w:cs="Arial" w:eastAsia="Arial" w:hAnsi="Arial"/>
           <w:rtl w:val="0"/>
         </w:rPr>
-        <w:t xml:space="preserve">Demuestra que la gran mayoría de los requerimientos relevantes se encuentran documentados, con un origen claro derivado de las entrevistas con los actores del restaurante y alineados con los objetivos del negocio. Sin embargo, obtuvo dos respuestas negativas debido a contradicciones puntuales entre los casos de uso (por ejemplo, la asignación y habilitación del estado </w:t>
+        <w:t>Demuestra que la gran mayoría de los requerimientos relevantes se encuentran documentados, con un origen claro derivado de las entrevistas con los actores del restaurante y alineados con los objetivos del negocio. Las dos respuestas negativas corresponden a contradicciones puntuales entre casos de uso, como la asignación del estado "listo para entregar" entre el CU 0-4 de cocina y el CU 0-5 de caja o la búsqueda por número de mesa, que no contempla los pedidos telefónicos, y a la ausencia de un proceso acotado de pruebas. Esta última brecha es propia de la fase en la que avanza el proyecto: con la ERS ya aprobada, el equipo trabaja ahora en el análisis y diseño, y la verificación sobre el producto se abordará en las fases de implementación y pruebas.</w:t>
       </w:r>
       <w:r>
         <w:rPr>
@@ -6565,14 +6565,12 @@
           <w:iCs w:val="1"/>
           <w:rtl w:val="0"/>
         </w:rPr>
-        <w:t xml:space="preserve">"listo para entregar"</w:t>
       </w:r>
       <w:r>
         <w:rPr>
           <w:rFonts w:ascii="Arial" w:cs="Arial" w:eastAsia="Arial" w:hAnsi="Arial"/>
           <w:rtl w:val="0"/>
         </w:rPr>
-        <w:t xml:space="preserve"> entre el CU 0-4 de cocina y el CU 0-5 de caja, o limitaciones en la búsqueda por número de mesa que omiten los pedidos telefónicos) y a la ausencia de un proceso acotado de pruebas. Esta carencia de verificación se debe a que el sistema Bocatto se encuentra estrictamente en la etapa de requisitos y diseño, por lo que aún no existe un producto construido ni pruebas ejecutadas sobre un entorno real.</w:t>
       </w:r>
     </w:p>
     <w:p>
@@ -6612,7 +6610,7 @@
           <w:rFonts w:ascii="Arial" w:cs="Arial" w:eastAsia="Arial" w:hAnsi="Arial"/>
           <w:rtl w:val="0"/>
         </w:rPr>
-        <w:t xml:space="preserve">Refleja una sólida aplicación de los estándares de modelado (AUP / UML), una estructura formal en las especificaciones y el uso de un glosario de términos normalizado. La única no conformidad (NO) se concentra en que algunos requerimientos funcionales no están sujetos a una única interpretación (por ejemplo, el uso de listas abiertas con "por ejemplo" en lugar de secuencias de estados estrictas), lo que puede generar divergencias de criterio entre el equipo de diseño y desarrollo.</w:t>
+        <w:t>Refleja una aplicación sólida del estándar IEEE 830 en la estructura de la ERS, un modelado de casos de uso con notación UML coherente con la metodología AUP y el uso de un glosario de términos normalizado. La única no conformidad se relaciona con la interpretación de los estados del pedido: la descripción del CU 0-4 los presenta como una lista abierta, mientras que el RF-05 los define como una secuencia cerrada. Unificar esa redacción evitará criterios distintos entre los equipos de diseño y desarrollo.</w:t>
       </w:r>
     </w:p>
     <w:p>
@@ -6785,7 +6783,7 @@
           <w:color w:val="000000"/>
           <w:rtl w:val="0"/>
         </w:rPr>
-        <w:t xml:space="preserve">La falta de verificación se explica porque el sistema Bocatto aún no se ha construido. El proyecto se encuentra en la etapa de requisitos, por lo que no existen pruebas ejecutadas ni criterios de aceptación aplicados sobre un producto real; por esta razón, la evaluación se limita a la calidad de la especificación y no a su implementación.</w:t>
+        <w:t>La brecha en verificación responde a la etapa actual del proyecto y no a una debilidad de la especificación. Bocatto cuenta con una ERS aprobada por el cliente y avanza en la fase de análisis y diseño; como el sistema todavía no se ha construido, la comprobación de cada requisito sobre el producto se realizará mediante el plan de pruebas previsto para las siguientes fases, tomando como base las condiciones medibles que ya describe cada requisito.</w:t>
       </w:r>
     </w:p>
     <w:p>

--- a/Unidad 1/IREB_Proyectos_Informe_JRFINAL.docx
+++ b/Unidad 1/IREB_Proyectos_Informe_JRFINAL.docx
@@ -1484,7 +1484,7 @@
                 <w:szCs w:val="20"/>
                 <w:rtl w:val="0"/>
               </w:rPr>
-              <w:t xml:space="preserve">X</w:t>
+              <w:t>X</w:t>
             </w:r>
             <w:r>
               <w:rPr>
@@ -1640,7 +1640,7 @@
                 <w:szCs w:val="20"/>
                 <w:rtl w:val="0"/>
               </w:rPr>
-              <w:t xml:space="preserve">X</w:t>
+              <w:t>X</w:t>
             </w:r>
             <w:r>
               <w:rPr>
@@ -1796,7 +1796,7 @@
                 <w:szCs w:val="20"/>
                 <w:rtl w:val="0"/>
               </w:rPr>
-              <w:t xml:space="preserve">X</w:t>
+              <w:t>X</w:t>
             </w:r>
             <w:r>
               <w:rPr>
@@ -1952,7 +1952,7 @@
                 <w:szCs w:val="20"/>
                 <w:rtl w:val="0"/>
               </w:rPr>
-              <w:t xml:space="preserve">X</w:t>
+              <w:t>X</w:t>
             </w:r>
             <w:r>
               <w:rPr>
@@ -2108,7 +2108,7 @@
                 <w:szCs w:val="20"/>
                 <w:rtl w:val="0"/>
               </w:rPr>
-              <w:t xml:space="preserve">X</w:t>
+              <w:t>X</w:t>
             </w:r>
             <w:r>
               <w:rPr>
@@ -2264,7 +2264,7 @@
                 <w:szCs w:val="20"/>
                 <w:rtl w:val="0"/>
               </w:rPr>
-              <w:t xml:space="preserve">X</w:t>
+              <w:t>X</w:t>
             </w:r>
             <w:r>
               <w:rPr>
@@ -2418,6 +2418,7 @@
               <w:rPr>
                 <w:rtl w:val="0"/>
               </w:rPr>
+              <w:t>X</w:t>
             </w:r>
           </w:p>
         </w:tc>
@@ -2451,7 +2452,6 @@
                 <w:szCs w:val="20"/>
                 <w:rtl w:val="0"/>
               </w:rPr>
-              <w:t xml:space="preserve">X</w:t>
             </w:r>
             <w:r>
               <w:rPr>
@@ -2576,7 +2576,7 @@
                 <w:szCs w:val="20"/>
                 <w:rtl w:val="0"/>
               </w:rPr>
-              <w:t xml:space="preserve">X</w:t>
+              <w:t>X</w:t>
             </w:r>
             <w:r>
               <w:rPr>
@@ -2763,7 +2763,7 @@
                 <w:szCs w:val="20"/>
                 <w:rtl w:val="0"/>
               </w:rPr>
-              <w:t xml:space="preserve">X</w:t>
+              <w:t>X</w:t>
             </w:r>
             <w:r>
               <w:rPr>
@@ -2849,13 +2849,13 @@
             </w:pPr>
             <w:r>
               <w:rPr>
-                <w:b w:val="1"/>
+                <w:b/>
                 <w:bCs w:val="1"/>
                 <w:sz w:val="20"/>
                 <w:szCs w:val="20"/>
                 <w:rtl w:val="0"/>
               </w:rPr>
-              <w:t xml:space="preserve">7</w:t>
+              <w:t>8</w:t>
             </w:r>
             <w:r>
               <w:rPr>
@@ -2891,13 +2891,13 @@
             </w:pPr>
             <w:r>
               <w:rPr>
-                <w:b w:val="1"/>
+                <w:b/>
                 <w:bCs w:val="1"/>
                 <w:sz w:val="20"/>
                 <w:szCs w:val="20"/>
                 <w:rtl w:val="0"/>
               </w:rPr>
-              <w:t xml:space="preserve">2</w:t>
+              <w:t>1</w:t>
             </w:r>
             <w:r>
               <w:rPr>
@@ -2984,13 +2984,13 @@
             <w:r>
               <w:rPr>
                 <w:rFonts w:ascii="Sans Serif Collection" w:cs="Sans Serif Collection" w:eastAsia="Sans Serif Collection" w:hAnsi="Sans Serif Collection"/>
-                <w:b w:val="1"/>
+                <w:b/>
                 <w:bCs w:val="1"/>
                 <w:sz w:val="20"/>
                 <w:szCs w:val="20"/>
                 <w:rtl w:val="0"/>
               </w:rPr>
-              <w:t xml:space="preserve">78%</w:t>
+              <w:t>89%</w:t>
             </w:r>
             <w:r>
               <w:rPr>
@@ -3027,13 +3027,13 @@
             <w:r>
               <w:rPr>
                 <w:rFonts w:ascii="Sans Serif Collection" w:cs="Sans Serif Collection" w:eastAsia="Sans Serif Collection" w:hAnsi="Sans Serif Collection"/>
-                <w:b w:val="1"/>
+                <w:b/>
                 <w:bCs w:val="1"/>
                 <w:sz w:val="20"/>
                 <w:szCs w:val="20"/>
                 <w:rtl w:val="0"/>
               </w:rPr>
-              <w:t xml:space="preserve">22%</w:t>
+              <w:t>11%</w:t>
             </w:r>
             <w:r>
               <w:rPr>
@@ -3441,7 +3441,7 @@
                 <w:szCs w:val="20"/>
                 <w:rtl w:val="0"/>
               </w:rPr>
-              <w:t xml:space="preserve">X</w:t>
+              <w:t>X</w:t>
             </w:r>
             <w:r>
               <w:rPr>
@@ -3597,7 +3597,7 @@
                 <w:szCs w:val="20"/>
                 <w:rtl w:val="0"/>
               </w:rPr>
-              <w:t xml:space="preserve">X</w:t>
+              <w:t>X</w:t>
             </w:r>
             <w:r>
               <w:rPr>
@@ -3753,7 +3753,7 @@
                 <w:szCs w:val="20"/>
                 <w:rtl w:val="0"/>
               </w:rPr>
-              <w:t xml:space="preserve">X</w:t>
+              <w:t>X</w:t>
             </w:r>
             <w:r>
               <w:rPr>
@@ -3940,7 +3940,7 @@
                 <w:szCs w:val="20"/>
                 <w:rtl w:val="0"/>
               </w:rPr>
-              <w:t xml:space="preserve">X</w:t>
+              <w:t>X</w:t>
             </w:r>
             <w:r>
               <w:rPr>
@@ -4065,7 +4065,7 @@
                 <w:szCs w:val="20"/>
                 <w:rtl w:val="0"/>
               </w:rPr>
-              <w:t xml:space="preserve">X</w:t>
+              <w:t>X</w:t>
             </w:r>
             <w:r>
               <w:rPr>
@@ -4182,13 +4182,13 @@
             </w:pPr>
             <w:r>
               <w:rPr>
-                <w:b w:val="1"/>
+                <w:b/>
                 <w:bCs w:val="1"/>
                 <w:sz w:val="20"/>
                 <w:szCs w:val="20"/>
                 <w:rtl w:val="0"/>
               </w:rPr>
-              <w:t xml:space="preserve">4</w:t>
+              <w:t>4</w:t>
             </w:r>
             <w:r>
               <w:rPr>
@@ -4224,13 +4224,13 @@
             </w:pPr>
             <w:r>
               <w:rPr>
-                <w:b w:val="1"/>
+                <w:b/>
                 <w:bCs w:val="1"/>
                 <w:sz w:val="20"/>
                 <w:szCs w:val="20"/>
                 <w:rtl w:val="0"/>
               </w:rPr>
-              <w:t xml:space="preserve">1</w:t>
+              <w:t>1</w:t>
             </w:r>
             <w:r>
               <w:rPr>
@@ -4317,13 +4317,13 @@
             <w:r>
               <w:rPr>
                 <w:rFonts w:ascii="Sans Serif Collection" w:cs="Sans Serif Collection" w:eastAsia="Sans Serif Collection" w:hAnsi="Sans Serif Collection"/>
-                <w:b w:val="1"/>
+                <w:b/>
                 <w:bCs w:val="1"/>
                 <w:sz w:val="20"/>
                 <w:szCs w:val="20"/>
                 <w:rtl w:val="0"/>
               </w:rPr>
-              <w:t xml:space="preserve">80%</w:t>
+              <w:t>80%</w:t>
             </w:r>
             <w:r>
               <w:rPr>
@@ -4360,13 +4360,13 @@
             <w:r>
               <w:rPr>
                 <w:rFonts w:ascii="Sans Serif Collection" w:cs="Sans Serif Collection" w:eastAsia="Sans Serif Collection" w:hAnsi="Sans Serif Collection"/>
-                <w:b w:val="1"/>
+                <w:b/>
                 <w:bCs w:val="1"/>
                 <w:sz w:val="20"/>
                 <w:szCs w:val="20"/>
                 <w:rtl w:val="0"/>
               </w:rPr>
-              <w:t xml:space="preserve">20%</w:t>
+              <w:t>20%</w:t>
             </w:r>
             <w:r>
               <w:rPr>
@@ -4774,7 +4774,7 @@
                 <w:szCs w:val="20"/>
                 <w:rtl w:val="0"/>
               </w:rPr>
-              <w:t xml:space="preserve">X</w:t>
+              <w:t>X</w:t>
             </w:r>
             <w:r>
               <w:rPr>
@@ -4930,7 +4930,7 @@
                 <w:szCs w:val="20"/>
                 <w:rtl w:val="0"/>
               </w:rPr>
-              <w:t xml:space="preserve">X</w:t>
+              <w:t>X</w:t>
             </w:r>
             <w:r>
               <w:rPr>
@@ -5086,7 +5086,7 @@
                 <w:szCs w:val="20"/>
                 <w:rtl w:val="0"/>
               </w:rPr>
-              <w:t xml:space="preserve">X</w:t>
+              <w:t>X</w:t>
             </w:r>
             <w:r>
               <w:rPr>
@@ -5203,13 +5203,13 @@
             </w:pPr>
             <w:r>
               <w:rPr>
-                <w:b w:val="1"/>
+                <w:b/>
                 <w:bCs w:val="1"/>
                 <w:sz w:val="20"/>
                 <w:szCs w:val="20"/>
                 <w:rtl w:val="0"/>
               </w:rPr>
-              <w:t xml:space="preserve">3</w:t>
+              <w:t>3</w:t>
             </w:r>
             <w:r>
               <w:rPr>
@@ -5245,13 +5245,13 @@
             </w:pPr>
             <w:r>
               <w:rPr>
-                <w:b w:val="1"/>
+                <w:b/>
                 <w:bCs w:val="1"/>
                 <w:sz w:val="20"/>
                 <w:szCs w:val="20"/>
                 <w:rtl w:val="0"/>
               </w:rPr>
-              <w:t xml:space="preserve">0</w:t>
+              <w:t>0</w:t>
             </w:r>
             <w:r>
               <w:rPr>
@@ -5338,13 +5338,13 @@
             <w:r>
               <w:rPr>
                 <w:rFonts w:ascii="Sans Serif Collection" w:cs="Sans Serif Collection" w:eastAsia="Sans Serif Collection" w:hAnsi="Sans Serif Collection"/>
-                <w:b w:val="1"/>
+                <w:b/>
                 <w:bCs w:val="1"/>
                 <w:sz w:val="20"/>
                 <w:szCs w:val="20"/>
                 <w:rtl w:val="0"/>
               </w:rPr>
-              <w:t xml:space="preserve">100%</w:t>
+              <w:t>100%</w:t>
             </w:r>
             <w:r>
               <w:rPr>
@@ -5381,13 +5381,13 @@
             <w:r>
               <w:rPr>
                 <w:rFonts w:ascii="Sans Serif Collection" w:cs="Sans Serif Collection" w:eastAsia="Sans Serif Collection" w:hAnsi="Sans Serif Collection"/>
-                <w:b w:val="1"/>
+                <w:b/>
                 <w:bCs w:val="1"/>
                 <w:sz w:val="20"/>
                 <w:szCs w:val="20"/>
                 <w:rtl w:val="0"/>
               </w:rPr>
-              <w:t xml:space="preserve">0%</w:t>
+              <w:t>0%</w:t>
             </w:r>
             <w:r>
               <w:rPr>
@@ -5731,7 +5731,7 @@
                 <w:szCs w:val="20"/>
                 <w:rtl w:val="0"/>
               </w:rPr>
-              <w:t xml:space="preserve">7</w:t>
+              <w:t>8</w:t>
             </w:r>
             <w:r>
               <w:rPr>
@@ -5770,7 +5770,7 @@
                 <w:szCs w:val="20"/>
                 <w:rtl w:val="0"/>
               </w:rPr>
-              <w:t xml:space="preserve">2</w:t>
+              <w:t>1</w:t>
             </w:r>
             <w:r>
               <w:rPr>
@@ -5810,7 +5810,7 @@
                 <w:szCs w:val="20"/>
                 <w:rtl w:val="0"/>
               </w:rPr>
-              <w:t xml:space="preserve">78%</w:t>
+              <w:t>89%</w:t>
             </w:r>
             <w:r>
               <w:rPr>
@@ -5895,7 +5895,7 @@
                 <w:szCs w:val="20"/>
                 <w:rtl w:val="0"/>
               </w:rPr>
-              <w:t xml:space="preserve">4</w:t>
+              <w:t>4</w:t>
             </w:r>
             <w:r>
               <w:rPr>
@@ -5934,7 +5934,7 @@
                 <w:szCs w:val="20"/>
                 <w:rtl w:val="0"/>
               </w:rPr>
-              <w:t xml:space="preserve">1</w:t>
+              <w:t>1</w:t>
             </w:r>
             <w:r>
               <w:rPr>
@@ -5974,7 +5974,7 @@
                 <w:szCs w:val="20"/>
                 <w:rtl w:val="0"/>
               </w:rPr>
-              <w:t xml:space="preserve">80%</w:t>
+              <w:t>80%</w:t>
             </w:r>
             <w:r>
               <w:rPr>
@@ -6059,7 +6059,7 @@
                 <w:szCs w:val="20"/>
                 <w:rtl w:val="0"/>
               </w:rPr>
-              <w:t xml:space="preserve">3</w:t>
+              <w:t>3</w:t>
             </w:r>
             <w:r>
               <w:rPr>
@@ -6098,7 +6098,7 @@
                 <w:szCs w:val="20"/>
                 <w:rtl w:val="0"/>
               </w:rPr>
-              <w:t xml:space="preserve">0</w:t>
+              <w:t>0</w:t>
             </w:r>
             <w:r>
               <w:rPr>
@@ -6138,7 +6138,7 @@
                 <w:szCs w:val="20"/>
                 <w:rtl w:val="0"/>
               </w:rPr>
-              <w:t xml:space="preserve">100%</w:t>
+              <w:t>100%</w:t>
             </w:r>
             <w:r>
               <w:rPr>
@@ -6223,13 +6223,13 @@
             </w:pPr>
             <w:r>
               <w:rPr>
-                <w:b w:val="1"/>
+                <w:b/>
                 <w:bCs w:val="1"/>
                 <w:sz w:val="20"/>
                 <w:szCs w:val="20"/>
                 <w:rtl w:val="0"/>
               </w:rPr>
-              <w:t xml:space="preserve">14</w:t>
+              <w:t>15</w:t>
             </w:r>
             <w:r>
               <w:rPr>
@@ -6265,13 +6265,13 @@
             </w:pPr>
             <w:r>
               <w:rPr>
-                <w:b w:val="1"/>
+                <w:b/>
                 <w:bCs w:val="1"/>
                 <w:sz w:val="20"/>
                 <w:szCs w:val="20"/>
                 <w:rtl w:val="0"/>
               </w:rPr>
-              <w:t xml:space="preserve">3</w:t>
+              <w:t>2</w:t>
             </w:r>
             <w:r>
               <w:rPr>
@@ -6308,13 +6308,13 @@
             <w:r>
               <w:rPr>
                 <w:rFonts w:ascii="Sans Serif Collection" w:cs="Sans Serif Collection" w:eastAsia="Sans Serif Collection" w:hAnsi="Sans Serif Collection"/>
-                <w:b w:val="1"/>
+                <w:b/>
                 <w:bCs w:val="1"/>
                 <w:sz w:val="20"/>
                 <w:szCs w:val="20"/>
                 <w:rtl w:val="0"/>
               </w:rPr>
-              <w:t xml:space="preserve">82%</w:t>
+              <w:t>88%</w:t>
             </w:r>
             <w:r>
               <w:rPr>
@@ -6403,22 +6403,27 @@
               </w:rPr>
             </w:pPr>
             <w:r>
-              <w:rPr/>
+              <w:rPr>
+                <w:rtl w:val="0"/>
+              </w:rPr>
+            </w:r>
+            <w:r>
               <w:drawing>
-                <wp:inline distB="0" distT="0" distL="0" distR="0">
+                <wp:inline>
                   <wp:extent cx="4600000" cy="2967742"/>
-                  <wp:effectExtent b="0" l="0" r="0" t="0"/>
-                  <wp:docPr id="29" name="image2.png"/>
+                  <wp:docPr id="1" name="Picture 1"/>
+                  <wp:cNvGraphicFramePr>
+                    <a:graphicFrameLocks noChangeAspect="1"/>
+                  </wp:cNvGraphicFramePr>
                   <a:graphic>
                     <a:graphicData uri="http://schemas.openxmlformats.org/drawingml/2006/picture">
                       <pic:pic>
                         <pic:nvPicPr>
-                          <pic:cNvPr id="0" name="image2.png"/>
-                          <pic:cNvPicPr preferRelativeResize="0"/>
+                          <pic:cNvPr id="0" name="grafico1.png"/>
+                          <pic:cNvPicPr/>
                         </pic:nvPicPr>
                         <pic:blipFill>
-                          <a:blip r:embed="rId8"/>
-                          <a:srcRect b="0" l="0" r="0" t="0"/>
+                          <a:blip r:embed="rId14"/>
                           <a:stretch>
                             <a:fillRect/>
                           </a:stretch>
@@ -6429,18 +6434,12 @@
                             <a:ext cx="4600000" cy="2967742"/>
                           </a:xfrm>
                           <a:prstGeom prst="rect"/>
-                          <a:ln/>
                         </pic:spPr>
                       </pic:pic>
                     </a:graphicData>
                   </a:graphic>
                 </wp:inline>
               </w:drawing>
-            </w:r>
-            <w:r>
-              <w:rPr>
-                <w:rtl w:val="0"/>
-              </w:rPr>
             </w:r>
           </w:p>
         </w:tc>
@@ -6539,7 +6538,7 @@
           <w:bCs w:val="1"/>
           <w:rtl w:val="0"/>
         </w:rPr>
-        <w:t xml:space="preserve">Contenido (78% de cumplimiento - 7 SÍ, 2 NO):</w:t>
+        <w:t>Contenido (89% de cumplimiento - 8 SÍ, 1 NO):</w:t>
       </w:r>
     </w:p>
     <w:p>
@@ -6556,7 +6555,7 @@
           <w:rFonts w:ascii="Arial" w:cs="Arial" w:eastAsia="Arial" w:hAnsi="Arial"/>
           <w:rtl w:val="0"/>
         </w:rPr>
-        <w:t>Demuestra que la gran mayoría de los requerimientos relevantes se encuentran documentados, con un origen claro derivado de las entrevistas con los actores del restaurante y alineados con los objetivos del negocio. Las dos respuestas negativas corresponden a contradicciones puntuales entre casos de uso, como la asignación del estado "listo para entregar" entre el CU 0-4 de cocina y el CU 0-5 de caja o la búsqueda por número de mesa, que no contempla los pedidos telefónicos, y a la ausencia de un proceso acotado de pruebas. Esta última brecha es propia de la fase en la que avanza el proyecto: con la ERS ya aprobada, el equipo trabaja ahora en el análisis y diseño, y la verificación sobre el producto se abordará en las fases de implementación y pruebas.</w:t>
+        <w:t>Demuestra que los requerimientos relevantes se encuentran documentados, con un origen claro derivado de las entrevistas con los actores del restaurante, alineados con los objetivos del negocio y sin contradicciones entre los casos de uso. La única respuesta negativa corresponde a la ausencia de un proceso acotado de pruebas, observación que se repite en los ocho casos de uso. Esta brecha es propia de la fase en la que avanza el proyecto: con la ERS ya aprobada, el equipo trabaja ahora en el análisis y diseño, y la verificación sobre el producto se abordará en las fases de implementación y pruebas.</w:t>
       </w:r>
       <w:r>
         <w:rPr>
@@ -6723,7 +6722,7 @@
           <w:color w:val="000000"/>
           <w:rtl w:val="0"/>
         </w:rPr>
-        <w:t xml:space="preserve">La aplicación de la matriz IREB sobre los ocho casos de uso de nivel 0 del proyecto Bocatto permitió comprobar, en la práctica, que la Ingeniería de Requerimientos no concluye con la especificación. El análisis consolidado alcanzó un 82% de cumplimiento (14 de 17 preguntas), con un 100% en nivel de acuerdo y un 80% en documentación, lo que confirma que la ERS, aceptada por el cliente, constituye una base confiable para las siguientes fases.</w:t>
+        <w:t>La aplicación de la matriz IREB sobre los ocho casos de uso de nivel 0 del proyecto Bocatto permitió comprobar, en la práctica, que la Ingeniería de Requerimientos no concluye con la especificación. El análisis consolidado alcanzó un 88% de cumplimiento (15 de 17 preguntas), con un 100% en nivel de acuerdo y un 89% en contenido, lo que confirma que la ERS, aceptada por el cliente, constituye una base confiable para las siguientes fases.</w:t>
       </w:r>
     </w:p>
     <w:p>
@@ -6753,7 +6752,7 @@
           <w:color w:val="000000"/>
           <w:rtl w:val="0"/>
         </w:rPr>
-        <w:t xml:space="preserve">El contenido fue el criterio con menor cumplimiento (78%). Sus dos respuestas negativas se deben a contradicciones puntuales entre casos de uso, como la asignación del estado "listo para entregar" entre el CU0-4 y el CU0-5 o la búsqueda por número de mesa que no cubre los pedidos telefónicos, y a la ausencia de un proceso acotado que permita verificar el cumplimiento de cada requisito.</w:t>
+        <w:t>La documentación fue el criterio con menor cumplimiento (80%). Su única observación corresponde al CU0-4, cuya descripción presenta los estados del pedido como una lista abierta, mientras que el RF-05 los define como una secuencia cerrada. Los demás casos de uso admiten una única interpretación y no presentan contradicciones entre sí.</w:t>
       </w:r>
     </w:p>
     <w:p>
@@ -6783,7 +6782,7 @@
           <w:color w:val="000000"/>
           <w:rtl w:val="0"/>
         </w:rPr>
-        <w:t>La brecha en verificación responde a la etapa actual del proyecto y no a una debilidad de la especificación. Bocatto cuenta con una ERS aprobada por el cliente y avanza en la fase de análisis y diseño; como el sistema todavía no se ha construido, la comprobación de cada requisito sobre el producto se realizará mediante el plan de pruebas previsto para las siguientes fases, tomando como base las condiciones medibles que ya describe cada requisito.</w:t>
+        <w:t>En contenido, la única pregunta sin cumplir, común a los ocho casos de uso, es la existencia de un proceso acotado de verificación. Esta brecha responde a la etapa actual del proyecto y no a una debilidad de la especificación. Bocatto cuenta con una ERS aprobada y avanza en la fase de análisis y diseño; como el sistema todavía no se ha construido, la comprobación de cada requisito se realizará mediante el plan de pruebas previsto para las siguientes fases.</w:t>
       </w:r>
     </w:p>
     <w:p>
@@ -7103,7 +7102,7 @@
                 <w:szCs w:val="20"/>
                 <w:rtl w:val="0"/>
               </w:rPr>
-              <w:t xml:space="preserve">¿No hay contradicciones entre los requerimientos?</w:t>
+              <w:t>¿Existe un proceso acotado (en plazo y presupuesto) que permita determinar que el sistema construido satisface lo descrito en el propio requerimiento?</w:t>
             </w:r>
             <w:r>
               <w:rPr>
@@ -7146,7 +7145,7 @@
                 <w:szCs w:val="20"/>
                 <w:rtl w:val="0"/>
               </w:rPr>
-              <w:t xml:space="preserve">Implementar una matriz de trazabilidad de requisitos funcionales</w:t>
+              <w:t>Desarrollar un plan de pruebas para requisitos funcionales y no funcionales, apoyado en una matriz de trazabilidad que vincule cada requisito funcional (RF-01 a RF-08) con sus casos de uso y sus casos de prueba, de modo que el cumplimiento de cada requisito pueda verificarse dentro del plazo y presupuesto del proyecto.</w:t>
             </w:r>
             <w:r>
               <w:rPr>
@@ -7156,7 +7155,6 @@
                 <w:szCs w:val="20"/>
                 <w:rtl w:val="0"/>
               </w:rPr>
-              <w:t xml:space="preserve"> que conecte explícitamente los casos de uso (CU 0-4, CU 0-5, etc.) con sus reglas de negocio asociadas, unificando los estados del pedido (secuencia cerrada: pendiente, en preparación, listo, listo para entregar) para eliminar cruces o desincronizaciones entre cocina y caja. </w:t>
             </w:r>
             <w:r>
               <w:rPr>
@@ -7244,7 +7242,7 @@
                 <w:szCs w:val="20"/>
                 <w:rtl w:val="0"/>
               </w:rPr>
-              <w:t xml:space="preserve">¿Existe un proceso acotado (en plazo y presupuesto) que permita determinar que el sistema construido satisface lo descrito en el propio requisito?</w:t>
+              <w:t>¿Los requerimientos funcionales están sujetos a una única interpretación?</w:t>
             </w:r>
             <w:r>
               <w:rPr>
@@ -7285,134 +7283,7 @@
                 <w:szCs w:val="20"/>
                 <w:rtl w:val="0"/>
               </w:rPr>
-              <w:t xml:space="preserve">Desarrollar un plan de pruebas integral para requisitos funcionales y no funcionales, estableciendo casos de prueba formales que validen las restricciones de estados, tiempos de respuesta y la correcta sincronización de datos antes de la fase de despliegue.</w:t>
-            </w:r>
-            <w:r>
-              <w:rPr>
-                <w:rtl w:val="0"/>
-              </w:rPr>
-            </w:r>
-          </w:p>
-        </w:tc>
-      </w:tr>
-      <w:tr>
-        <w:trPr>
-          <w:cantSplit w:val="1"/>
-          <w:trHeight w:val="700" w:hRule="atLeast"/>
-          <w:tblHeader w:val="0"/>
-        </w:trPr>
-        <w:tc>
-          <w:tcPr>
-            <w:tcBorders>
-              <w:top w:color="bfbfbf" w:space="0" w:sz="4" w:val="single"/>
-              <w:left w:color="bfbfbf" w:space="0" w:sz="4" w:val="single"/>
-              <w:bottom w:color="bfbfbf" w:space="0" w:sz="4" w:val="single"/>
-              <w:right w:color="bfbfbf" w:space="0" w:sz="4" w:val="single"/>
-            </w:tcBorders>
-            <w:tcMar>
-              <w:top w:w="70.0" w:type="dxa"/>
-              <w:left w:w="100.0" w:type="dxa"/>
-              <w:bottom w:w="70.0" w:type="dxa"/>
-              <w:right w:w="100.0" w:type="dxa"/>
-            </w:tcMar>
-            <w:vAlign w:val="center"/>
-          </w:tcPr>
-          <w:p>
-            <w:pPr>
-              <w:keepNext w:val="1"/>
-              <w:jc w:val="both"/>
-              <w:rPr>
-                <w:rFonts w:ascii="Sans Serif Collection" w:cs="Sans Serif Collection" w:eastAsia="Sans Serif Collection" w:hAnsi="Sans Serif Collection"/>
-              </w:rPr>
-            </w:pPr>
-            <w:r>
-              <w:rPr>
-                <w:rFonts w:ascii="Sans Serif Collection" w:cs="Sans Serif Collection" w:eastAsia="Sans Serif Collection" w:hAnsi="Sans Serif Collection"/>
-                <w:sz w:val="20"/>
-                <w:szCs w:val="20"/>
-                <w:rtl w:val="0"/>
-              </w:rPr>
-              <w:t xml:space="preserve">3</w:t>
-            </w:r>
-            <w:r>
-              <w:rPr>
-                <w:rtl w:val="0"/>
-              </w:rPr>
-            </w:r>
-          </w:p>
-        </w:tc>
-        <w:tc>
-          <w:tcPr>
-            <w:tcBorders>
-              <w:top w:color="bfbfbf" w:space="0" w:sz="4" w:val="single"/>
-              <w:left w:color="bfbfbf" w:space="0" w:sz="4" w:val="single"/>
-              <w:bottom w:color="bfbfbf" w:space="0" w:sz="4" w:val="single"/>
-              <w:right w:color="bfbfbf" w:space="0" w:sz="4" w:val="single"/>
-            </w:tcBorders>
-            <w:tcMar>
-              <w:top w:w="70.0" w:type="dxa"/>
-              <w:left w:w="100.0" w:type="dxa"/>
-              <w:bottom w:w="70.0" w:type="dxa"/>
-              <w:right w:w="100.0" w:type="dxa"/>
-            </w:tcMar>
-            <w:vAlign w:val="center"/>
-          </w:tcPr>
-          <w:p>
-            <w:pPr>
-              <w:keepNext w:val="1"/>
-              <w:jc w:val="both"/>
-              <w:rPr>
-                <w:rFonts w:ascii="Sans Serif Collection" w:cs="Sans Serif Collection" w:eastAsia="Sans Serif Collection" w:hAnsi="Sans Serif Collection"/>
-                <w:color w:val="595959"/>
-                <w:sz w:val="20"/>
-                <w:szCs w:val="20"/>
-              </w:rPr>
-            </w:pPr>
-            <w:r>
-              <w:rPr>
-                <w:rFonts w:ascii="Sans Serif Collection" w:cs="Sans Serif Collection" w:eastAsia="Sans Serif Collection" w:hAnsi="Sans Serif Collection"/>
-                <w:color w:val="595959"/>
-                <w:sz w:val="20"/>
-                <w:szCs w:val="20"/>
-                <w:rtl w:val="0"/>
-              </w:rPr>
-              <w:t xml:space="preserve">¿Los requerimientos funcionales están sujetos a una única interpretación?</w:t>
-            </w:r>
-          </w:p>
-        </w:tc>
-        <w:tc>
-          <w:tcPr>
-            <w:tcBorders>
-              <w:top w:color="bfbfbf" w:space="0" w:sz="4" w:val="single"/>
-              <w:left w:color="bfbfbf" w:space="0" w:sz="4" w:val="single"/>
-              <w:bottom w:color="bfbfbf" w:space="0" w:sz="4" w:val="single"/>
-              <w:right w:color="bfbfbf" w:space="0" w:sz="4" w:val="single"/>
-            </w:tcBorders>
-            <w:tcMar>
-              <w:top w:w="70.0" w:type="dxa"/>
-              <w:left w:w="100.0" w:type="dxa"/>
-              <w:bottom w:w="70.0" w:type="dxa"/>
-              <w:right w:w="100.0" w:type="dxa"/>
-            </w:tcMar>
-            <w:vAlign w:val="center"/>
-          </w:tcPr>
-          <w:p>
-            <w:pPr>
-              <w:keepNext w:val="1"/>
-              <w:jc w:val="both"/>
-              <w:rPr>
-                <w:rFonts w:ascii="Sans Serif Collection" w:cs="Sans Serif Collection" w:eastAsia="Sans Serif Collection" w:hAnsi="Sans Serif Collection"/>
-              </w:rPr>
-            </w:pPr>
-            <w:r>
-              <w:rPr>
-                <w:rFonts w:ascii="Sans Serif Collection" w:cs="Sans Serif Collection" w:eastAsia="Sans Serif Collection" w:hAnsi="Sans Serif Collection"/>
-                <w:color w:val="595959"/>
-                <w:sz w:val="20"/>
-                <w:szCs w:val="20"/>
-                <w:rtl w:val="0"/>
-              </w:rPr>
-              <w:t xml:space="preserve">Crear y utilizar scripts puente o plantillas estandarizadas para el modelado en PlantUML, asegurando que la sintaxis y los diagramas de actividad reflejen sin ambigüedades la lógica exacta descrita en el texto de los casos de uso.</w:t>
+              <w:t>Crear scripts puente o plantillas para el modelado en PlantUML que traduzcan cada caso de uso a diagramas de actividad y de estados, comenzando por la secuencia cerrada de estados del pedido definida en el RF-05, para evitar interpretaciones distintas como la observada en el CU0-4.</w:t>
             </w:r>
             <w:r>
               <w:rPr>

--- a/Unidad 1/IREB_Proyectos_Informe_JRFINAL.docx
+++ b/Unidad 1/IREB_Proyectos_Informe_JRFINAL.docx
@@ -62,7 +62,7 @@
           <w:szCs w:val="28"/>
           <w:rtl w:val="0"/>
         </w:rPr>
-        <w:t xml:space="preserve">Revisión de la calidad de requerimientos en proyectos académicos: Matriz IREB del proyecto bocatto</w:t>
+        <w:t>Revisión de la calidad de requerimientos en proyectos académicos: Matriz IREB del proyecto Bocatto</w:t>
       </w:r>
       <w:r>
         <w:rPr>
@@ -288,7 +288,7 @@
           <w:rFonts w:ascii="Sans Serif Collection" w:cs="Sans Serif Collection" w:eastAsia="Sans Serif Collection" w:hAnsi="Sans Serif Collection"/>
           <w:rtl w:val="0"/>
         </w:rPr>
-        <w:t xml:space="preserve">El presente informe se desarrolla en el contexto de las actividades académicas de la carrera de Ingeniería de Software de la Universidad de las Fuerzas Armadas ESPE,como también semiprofesional, como parte del proceso de evaluación y fortalecimiento de las competencias adquiridas en la asignatura de Ingeniería de Requisitos.</w:t>
+        <w:t>El presente informe se desarrolla en el contexto de las actividades académicas de la carrera de Ingeniería de Software de la Universidad de las Fuerzas Armadas ESPE, como también semiprofesional, como parte del proceso de evaluación y fortalecimiento de las competencias adquiridas en la asignatura de Ingeniería de Requisitos.</w:t>
       </w:r>
     </w:p>
     <w:p>
@@ -379,7 +379,7 @@
           <w:rFonts w:ascii="Sans Serif Collection" w:cs="Sans Serif Collection" w:eastAsia="Sans Serif Collection" w:hAnsi="Sans Serif Collection"/>
           <w:rtl w:val="0"/>
         </w:rPr>
-        <w:t xml:space="preserve">Evaluación de la calidad de los requerimientos funcionales del sistema de gestión de pedidos Bocatto, correspondiente a un proyecto desarrollado con metodología ágil, con una duración estimada de 144 horas cada integrante. La cantidad de dinero se muestra dependiendo del rol que se maneja, gestor del proyecto 20$/h,analista de negocio 20$/h, arquitecto de software 30$/h, desarrollador 35$/h y testers 20$/h</w:t>
+        <w:t>Evaluación de la calidad de los requerimientos funcionales del sistema de gestión de pedidos Bocatto, correspondiente a un proyecto desarrollado con metodología ágil, con una duración estimada de 144 horas cada integrante. La cantidad de dinero se muestra dependiendo del rol que se maneja, gestor del proyecto 20$/h, analista de negocio 20$/h, arquitecto de software 30$/h, desarrollador 35$/h y testers 20$/h</w:t>
       </w:r>
       <w:r>
         <w:rPr>
@@ -3907,6 +3907,7 @@
               <w:rPr>
                 <w:rtl w:val="0"/>
               </w:rPr>
+              <w:t>X</w:t>
             </w:r>
           </w:p>
         </w:tc>
@@ -3940,7 +3941,6 @@
                 <w:szCs w:val="20"/>
                 <w:rtl w:val="0"/>
               </w:rPr>
-              <w:t>X</w:t>
             </w:r>
             <w:r>
               <w:rPr>
@@ -4188,7 +4188,7 @@
                 <w:szCs w:val="20"/>
                 <w:rtl w:val="0"/>
               </w:rPr>
-              <w:t>4</w:t>
+              <w:t>5</w:t>
             </w:r>
             <w:r>
               <w:rPr>
@@ -4230,7 +4230,7 @@
                 <w:szCs w:val="20"/>
                 <w:rtl w:val="0"/>
               </w:rPr>
-              <w:t>1</w:t>
+              <w:t>0</w:t>
             </w:r>
             <w:r>
               <w:rPr>
@@ -4323,7 +4323,7 @@
                 <w:szCs w:val="20"/>
                 <w:rtl w:val="0"/>
               </w:rPr>
-              <w:t>80%</w:t>
+              <w:t>100%</w:t>
             </w:r>
             <w:r>
               <w:rPr>
@@ -4366,7 +4366,7 @@
                 <w:szCs w:val="20"/>
                 <w:rtl w:val="0"/>
               </w:rPr>
-              <w:t>20%</w:t>
+              <w:t>0%</w:t>
             </w:r>
             <w:r>
               <w:rPr>
@@ -5895,7 +5895,7 @@
                 <w:szCs w:val="20"/>
                 <w:rtl w:val="0"/>
               </w:rPr>
-              <w:t>4</w:t>
+              <w:t>5</w:t>
             </w:r>
             <w:r>
               <w:rPr>
@@ -5934,7 +5934,7 @@
                 <w:szCs w:val="20"/>
                 <w:rtl w:val="0"/>
               </w:rPr>
-              <w:t>1</w:t>
+              <w:t>0</w:t>
             </w:r>
             <w:r>
               <w:rPr>
@@ -5974,7 +5974,7 @@
                 <w:szCs w:val="20"/>
                 <w:rtl w:val="0"/>
               </w:rPr>
-              <w:t>80%</w:t>
+              <w:t>100%</w:t>
             </w:r>
             <w:r>
               <w:rPr>
@@ -6229,7 +6229,7 @@
                 <w:szCs w:val="20"/>
                 <w:rtl w:val="0"/>
               </w:rPr>
-              <w:t>15</w:t>
+              <w:t>16</w:t>
             </w:r>
             <w:r>
               <w:rPr>
@@ -6271,7 +6271,7 @@
                 <w:szCs w:val="20"/>
                 <w:rtl w:val="0"/>
               </w:rPr>
-              <w:t>2</w:t>
+              <w:t>1</w:t>
             </w:r>
             <w:r>
               <w:rPr>
@@ -6314,7 +6314,7 @@
                 <w:szCs w:val="20"/>
                 <w:rtl w:val="0"/>
               </w:rPr>
-              <w:t>88%</w:t>
+              <w:t>94%</w:t>
             </w:r>
             <w:r>
               <w:rPr>
@@ -6555,7 +6555,7 @@
           <w:rFonts w:ascii="Arial" w:cs="Arial" w:eastAsia="Arial" w:hAnsi="Arial"/>
           <w:rtl w:val="0"/>
         </w:rPr>
-        <w:t>Demuestra que los requerimientos relevantes se encuentran documentados, con un origen claro derivado de las entrevistas con los actores del restaurante, alineados con los objetivos del negocio y sin contradicciones entre los casos de uso. La única respuesta negativa corresponde a la ausencia de un proceso acotado de pruebas, observación que se repite en los ocho casos de uso. Esta brecha es propia de la fase en la que avanza el proyecto: con la ERS ya aprobada, el equipo trabaja ahora en el análisis y diseño, y la verificación sobre el producto se abordará en las fases de implementación y pruebas.</w:t>
+        <w:t>Demuestra que los requerimientos relevantes se encuentran documentados, con un origen claro derivado de la entrevista con el propietario y del brainstorming con el personal, alineados con los objetivos del negocio y sin contradicciones entre los casos de uso. Cada requerimiento cuenta con un identificador único que permite seguir su impacto a lo largo del ciclo de vida. La única respuesta negativa corresponde a la ausencia de un proceso acotado de pruebas, observación común a los ocho casos de uso que coincide con el criterio verificable marcado como NOK en la matriz. Esta brecha es propia de la fase en la que avanza el proyecto: con la ERS ya aprobada, el equipo trabaja en el análisis y diseño, y la verificación sobre el producto se abordará en las fases de implementación y pruebas.</w:t>
       </w:r>
       <w:r>
         <w:rPr>
@@ -6592,7 +6592,7 @@
           <w:bCs w:val="1"/>
           <w:rtl w:val="0"/>
         </w:rPr>
-        <w:t xml:space="preserve">Documentación (80% de cumplimiento - 4 SÍ, 1 NO):</w:t>
+        <w:t>Documentación (100% de cumplimiento - 5 SÍ, 0 NO):</w:t>
       </w:r>
     </w:p>
     <w:p>
@@ -6609,7 +6609,7 @@
           <w:rFonts w:ascii="Arial" w:cs="Arial" w:eastAsia="Arial" w:hAnsi="Arial"/>
           <w:rtl w:val="0"/>
         </w:rPr>
-        <w:t>Refleja una aplicación sólida del estándar IEEE 830 en la estructura de la ERS, un modelado de casos de uso con notación UML coherente con la metodología AUP y el uso de un glosario de términos normalizado. La única no conformidad se relaciona con la interpretación de los estados del pedido: la descripción del CU 0-4 los presenta como una lista abierta, mientras que el RF-05 los define como una secuencia cerrada. Unificar esa redacción evitará criterios distintos entre los equipos de diseño y desarrollo.</w:t>
+        <w:t>Refleja una aplicación sólida del estándar IEEE 830 en la estructura de la ERS, un modelado de casos de uso con notación UML coherente con la metodología AUP y el uso de un glosario de términos normalizado. Los requerimientos funcionales están redactados en lenguaje claro y admiten una única interpretación, por lo que los equipos de diseño y desarrollo pueden trabajar sobre ellos sin ambigüedades.</w:t>
       </w:r>
     </w:p>
     <w:p>
@@ -6722,7 +6722,7 @@
           <w:color w:val="000000"/>
           <w:rtl w:val="0"/>
         </w:rPr>
-        <w:t>La aplicación de la matriz IREB sobre los ocho casos de uso de nivel 0 del proyecto Bocatto permitió comprobar, en la práctica, que la Ingeniería de Requerimientos no concluye con la especificación. El análisis consolidado alcanzó un 88% de cumplimiento (15 de 17 preguntas), con un 100% en nivel de acuerdo y un 89% en contenido, lo que confirma que la ERS, aceptada por el cliente, constituye una base confiable para las siguientes fases.</w:t>
+        <w:t>La aplicación de la matriz IREB sobre los ocho casos de uso de nivel 0 del proyecto Bocatto permitió comprobar, en la práctica, que la Ingeniería de Requerimientos no concluye con la especificación. El análisis consolidado alcanzó un 94% de cumplimiento (16 de 17 preguntas), con un 100% en documentación y en nivel de acuerdo, lo que confirma que la ERS, aceptada por el cliente, constituye una base confiable para las siguientes fases.</w:t>
       </w:r>
     </w:p>
     <w:p>
@@ -6752,7 +6752,7 @@
           <w:color w:val="000000"/>
           <w:rtl w:val="0"/>
         </w:rPr>
-        <w:t>La documentación fue el criterio con menor cumplimiento (80%). Su única observación corresponde al CU0-4, cuya descripción presenta los estados del pedido como una lista abierta, mientras que el RF-05 los define como una secuencia cerrada. Los demás casos de uso admiten una única interpretación y no presentan contradicciones entre sí.</w:t>
+        <w:t>Los ocho casos de uso resultaron acordados, priorizados, claros, correctos, consistentes, realizables, trazables, completos y comprensibles. La ERS aplica el estándar IEEE 830, utiliza un glosario normalizado y presenta requerimientos sujetos a una única interpretación y sin contradicciones entre sí, lo que facilita su uso en el modelado de análisis y diseño.</w:t>
       </w:r>
     </w:p>
     <w:p>
@@ -6782,7 +6782,7 @@
           <w:color w:val="000000"/>
           <w:rtl w:val="0"/>
         </w:rPr>
-        <w:t>En contenido, la única pregunta sin cumplir, común a los ocho casos de uso, es la existencia de un proceso acotado de verificación. Esta brecha responde a la etapa actual del proyecto y no a una debilidad de la especificación. Bocatto cuenta con una ERS aprobada y avanza en la fase de análisis y diseño; como el sistema todavía no se ha construido, la comprobación de cada requisito se realizará mediante el plan de pruebas previsto para las siguientes fases.</w:t>
+        <w:t>La única pregunta sin cumplir, común a los ocho casos de uso, corresponde a la verificabilidad: todavía no existe un proceso acotado con casos de prueba que permita comprobar el cumplimiento de cada requisito. Esta brecha responde a la etapa actual del proyecto y no a una debilidad de la especificación; como el sistema aún no se ha construido, la verificación se realizará mediante el plan de pruebas previsto para las siguientes fases.</w:t>
       </w:r>
     </w:p>
     <w:p>
@@ -6812,7 +6812,7 @@
           <w:color w:val="000000"/>
           <w:rtl w:val="0"/>
         </w:rPr>
-        <w:t xml:space="preserve">El ejercicio se vincula de forma directa con la asignatura de Análisis y Diseño de Software del semestre en curso, ya que los hallazgos sobre los estados del pedido, la trazabilidad y la verificación se convierten en insumos para el modelado UML en PlantUML y para la planificación de pruebas de las siguientes unidades.</w:t>
+        <w:t>El ejercicio se vincula de forma directa con la asignatura de Análisis y Diseño de Software del semestre en curso, ya que la trazabilidad entre requisitos, casos de uso y pruebas se convierte en insumo para el modelado UML en PlantUML y para la planificación de pruebas de las siguientes unidades.</w:t>
       </w:r>
     </w:p>
     <w:p>
@@ -6843,22 +6843,6 @@
         <w:rPr>
           <w:rtl w:val="0"/>
         </w:rPr>
-      </w:r>
-    </w:p>
-    <w:p>
-      <w:pPr>
-        <w:spacing w:after="120" w:line="276" w:lineRule="auto"/>
-        <w:jc w:val="both"/>
-        <w:rPr>
-          <w:rFonts w:ascii="Sans Serif Collection" w:cs="Sans Serif Collection" w:eastAsia="Sans Serif Collection" w:hAnsi="Sans Serif Collection"/>
-        </w:rPr>
-      </w:pPr>
-      <w:r>
-        <w:rPr>
-          <w:rFonts w:ascii="Sans Serif Collection" w:cs="Sans Serif Collection" w:eastAsia="Sans Serif Collection" w:hAnsi="Sans Serif Collection"/>
-          <w:rtl w:val="0"/>
-        </w:rPr>
-        <w:t xml:space="preserve">Una fila por cada pregunta respondida NO en la lista de comprobación. Agregue o elimine filas según los resultados.</w:t>
       </w:r>
     </w:p>
     <w:tbl>
@@ -7145,7 +7129,7 @@
                 <w:szCs w:val="20"/>
                 <w:rtl w:val="0"/>
               </w:rPr>
-              <w:t>Desarrollar un plan de pruebas para requisitos funcionales y no funcionales, apoyado en una matriz de trazabilidad que vincule cada requisito funcional (RF-01 a RF-08) con sus casos de uso y sus casos de prueba, de modo que el cumplimiento de cada requisito pueda verificarse dentro del plazo y presupuesto del proyecto.</w:t>
+              <w:t>Desarrollar un plan de pruebas para requisitos funcionales y no funcionales, apoyado en una matriz de trazabilidad que vincule cada requisito funcional (RF-01 a RF-08) con su caso de uso y sus casos de prueba. Los casos específicos propuestos para cada caso de uso se encuentran en las hojas de recomendaciones de la matriz anexa.</w:t>
             </w:r>
             <w:r>
               <w:rPr>
@@ -7155,135 +7139,6 @@
                 <w:szCs w:val="20"/>
                 <w:rtl w:val="0"/>
               </w:rPr>
-            </w:r>
-            <w:r>
-              <w:rPr>
-                <w:rtl w:val="0"/>
-              </w:rPr>
-            </w:r>
-          </w:p>
-        </w:tc>
-      </w:tr>
-      <w:tr>
-        <w:trPr>
-          <w:cantSplit w:val="1"/>
-          <w:trHeight w:val="700" w:hRule="atLeast"/>
-          <w:tblHeader w:val="0"/>
-        </w:trPr>
-        <w:tc>
-          <w:tcPr>
-            <w:tcBorders>
-              <w:top w:color="bfbfbf" w:space="0" w:sz="4" w:val="single"/>
-              <w:left w:color="bfbfbf" w:space="0" w:sz="4" w:val="single"/>
-              <w:bottom w:color="bfbfbf" w:space="0" w:sz="4" w:val="single"/>
-              <w:right w:color="bfbfbf" w:space="0" w:sz="4" w:val="single"/>
-            </w:tcBorders>
-            <w:tcMar>
-              <w:top w:w="70.0" w:type="dxa"/>
-              <w:left w:w="100.0" w:type="dxa"/>
-              <w:bottom w:w="70.0" w:type="dxa"/>
-              <w:right w:w="100.0" w:type="dxa"/>
-            </w:tcMar>
-            <w:vAlign w:val="center"/>
-          </w:tcPr>
-          <w:p>
-            <w:pPr>
-              <w:keepNext w:val="1"/>
-              <w:jc w:val="both"/>
-              <w:rPr>
-                <w:rFonts w:ascii="Sans Serif Collection" w:cs="Sans Serif Collection" w:eastAsia="Sans Serif Collection" w:hAnsi="Sans Serif Collection"/>
-              </w:rPr>
-            </w:pPr>
-            <w:r>
-              <w:rPr>
-                <w:rFonts w:ascii="Sans Serif Collection" w:cs="Sans Serif Collection" w:eastAsia="Sans Serif Collection" w:hAnsi="Sans Serif Collection"/>
-                <w:sz w:val="20"/>
-                <w:szCs w:val="20"/>
-                <w:rtl w:val="0"/>
-              </w:rPr>
-              <w:t xml:space="preserve">2</w:t>
-            </w:r>
-            <w:r>
-              <w:rPr>
-                <w:rtl w:val="0"/>
-              </w:rPr>
-            </w:r>
-          </w:p>
-        </w:tc>
-        <w:tc>
-          <w:tcPr>
-            <w:tcBorders>
-              <w:top w:color="bfbfbf" w:space="0" w:sz="4" w:val="single"/>
-              <w:left w:color="bfbfbf" w:space="0" w:sz="4" w:val="single"/>
-              <w:bottom w:color="bfbfbf" w:space="0" w:sz="4" w:val="single"/>
-              <w:right w:color="bfbfbf" w:space="0" w:sz="4" w:val="single"/>
-            </w:tcBorders>
-            <w:tcMar>
-              <w:top w:w="70.0" w:type="dxa"/>
-              <w:left w:w="100.0" w:type="dxa"/>
-              <w:bottom w:w="70.0" w:type="dxa"/>
-              <w:right w:w="100.0" w:type="dxa"/>
-            </w:tcMar>
-            <w:vAlign w:val="center"/>
-          </w:tcPr>
-          <w:p>
-            <w:pPr>
-              <w:keepNext w:val="1"/>
-              <w:jc w:val="both"/>
-              <w:rPr>
-                <w:rFonts w:ascii="Sans Serif Collection" w:cs="Sans Serif Collection" w:eastAsia="Sans Serif Collection" w:hAnsi="Sans Serif Collection"/>
-              </w:rPr>
-            </w:pPr>
-            <w:r>
-              <w:rPr>
-                <w:rFonts w:ascii="Sans Serif Collection" w:cs="Sans Serif Collection" w:eastAsia="Sans Serif Collection" w:hAnsi="Sans Serif Collection"/>
-                <w:color w:val="595959"/>
-                <w:sz w:val="20"/>
-                <w:szCs w:val="20"/>
-                <w:rtl w:val="0"/>
-              </w:rPr>
-              <w:t>¿Los requerimientos funcionales están sujetos a una única interpretación?</w:t>
-            </w:r>
-            <w:r>
-              <w:rPr>
-                <w:rtl w:val="0"/>
-              </w:rPr>
-            </w:r>
-          </w:p>
-        </w:tc>
-        <w:tc>
-          <w:tcPr>
-            <w:tcBorders>
-              <w:top w:color="bfbfbf" w:space="0" w:sz="4" w:val="single"/>
-              <w:left w:color="bfbfbf" w:space="0" w:sz="4" w:val="single"/>
-              <w:bottom w:color="bfbfbf" w:space="0" w:sz="4" w:val="single"/>
-              <w:right w:color="bfbfbf" w:space="0" w:sz="4" w:val="single"/>
-            </w:tcBorders>
-            <w:tcMar>
-              <w:top w:w="70.0" w:type="dxa"/>
-              <w:left w:w="100.0" w:type="dxa"/>
-              <w:bottom w:w="70.0" w:type="dxa"/>
-              <w:right w:w="100.0" w:type="dxa"/>
-            </w:tcMar>
-            <w:vAlign w:val="center"/>
-          </w:tcPr>
-          <w:p>
-            <w:pPr>
-              <w:keepNext w:val="1"/>
-              <w:jc w:val="both"/>
-              <w:rPr>
-                <w:rFonts w:ascii="Sans Serif Collection" w:cs="Sans Serif Collection" w:eastAsia="Sans Serif Collection" w:hAnsi="Sans Serif Collection"/>
-              </w:rPr>
-            </w:pPr>
-            <w:r>
-              <w:rPr>
-                <w:rFonts w:ascii="Sans Serif Collection" w:cs="Sans Serif Collection" w:eastAsia="Sans Serif Collection" w:hAnsi="Sans Serif Collection"/>
-                <w:color w:val="595959"/>
-                <w:sz w:val="20"/>
-                <w:szCs w:val="20"/>
-                <w:rtl w:val="0"/>
-              </w:rPr>
-              <w:t>Crear scripts puente o plantillas para el modelado en PlantUML que traduzcan cada caso de uso a diagramas de actividad y de estados, comenzando por la secuencia cerrada de estados del pedido definida en el RF-05, para evitar interpretaciones distintas como la observada en el CU0-4.</w:t>
             </w:r>
             <w:r>
               <w:rPr>
@@ -7343,7 +7198,7 @@
           <w:color w:val="595959"/>
           <w:rtl w:val="0"/>
         </w:rPr>
-        <w:t xml:space="preserve">Adoptar de manera formal el estándar IEEE para estructurar las buenas prácticas de ingeniería de requisitos y mantener actualizada la documentación en las iteraciones de la metodología AUP.</w:t>
+        <w:t xml:space="preserve"> Adoptar de manera formal el estándar IEEE 830 para mantener ordenada la especificación y, durante la fase de diseño, crear scripts puente o plantillas para el modelado en PlantUML que traduzcan cada caso de uso a diagramas de actividad y de estados. De esta forma, la documentación se mantendrá alineada con los requisitos en cada iteración de la metodología AUP.</w:t>
       </w:r>
       <w:r>
         <w:rPr>
@@ -7365,7 +7220,7 @@
           <w:color w:val="595959"/>
           <w:rtl w:val="0"/>
         </w:rPr>
-        <w:t xml:space="preserve">QUito</w:t>
+        <w:t>Quito</w:t>
       </w:r>
       <w:r>
         <w:rPr>
@@ -7650,6 +7505,41 @@
           <w:t xml:space="preserve">Matriz_IREB_Bocatto.xlsx</w:t>
         </w:r>
       </w:hyperlink>
+      <w:r>
+        <w:rPr>
+          <w:rtl w:val="0"/>
+        </w:rPr>
+      </w:r>
+    </w:p>
+    <w:p>
+      <w:pPr>
+        <w:numPr>
+          <w:ilvl w:val="0"/>
+          <w:numId w:val="2"/>
+        </w:numPr>
+        <w:pBdr>
+          <w:top w:space="0" w:sz="0" w:val="nil"/>
+          <w:left w:space="0" w:sz="0" w:val="nil"/>
+          <w:bottom w:space="0" w:sz="0" w:val="nil"/>
+          <w:right w:space="0" w:sz="0" w:val="nil"/>
+          <w:between w:space="0" w:sz="0" w:val="nil"/>
+        </w:pBdr>
+        <w:spacing w:after="80" w:lineRule="auto"/>
+        <w:ind w:left="720" w:hanging="360"/>
+        <w:jc w:val="both"/>
+        <w:rPr>
+          <w:rFonts w:ascii="Sans Serif Collection" w:cs="Sans Serif Collection" w:eastAsia="Sans Serif Collection" w:hAnsi="Sans Serif Collection"/>
+          <w:color w:val="000000"/>
+        </w:rPr>
+      </w:pPr>
+      <w:r>
+        <w:rPr>
+          <w:rFonts w:ascii="Sans Serif Collection" w:cs="Sans Serif Collection" w:eastAsia="Sans Serif Collection" w:hAnsi="Sans Serif Collection"/>
+          <w:color w:val="000000"/>
+          <w:rtl w:val="0"/>
+        </w:rPr>
+        <w:t>Anexo B: Estimación de costos del proyecto (estimacion_costo_propuesta1V1.1.xlsx)</w:t>
+      </w:r>
       <w:r>
         <w:rPr>
           <w:rtl w:val="0"/>
